--- a/research-program/artifacts/dossiers/docx/Fine-Art-Archive.docx
+++ b/research-program/artifacts/dossiers/docx/Fine-Art-Archive.docx
@@ -72,7 +72,7 @@
           <w:i w:val="0"/>
           <w:sz w:val="22"/>
         </w:rPr>
-        <w:t xml:space="preserve"> hold masters or the live sidecar corpus; those live in cloud-synced folder under </w:t>
+        <w:t xml:space="preserve"> hold masters or the live sidecar corpus; those live in Dropbox under </w:t>
       </w:r>
       <w:r>
         <w:rPr>
@@ -81,7 +81,7 @@
           <w:i w:val="0"/>
           <w:sz w:val="20"/>
         </w:rPr>
-        <w:t>[artwork-storage]/works/</w:t>
+        <w:t>Pictures/Art/works/</w:t>
       </w:r>
       <w:r>
         <w:rPr>
@@ -180,7 +180,7 @@
           <w:i w:val="0"/>
           <w:sz w:val="22"/>
         </w:rPr>
-        <w:t xml:space="preserve">). The tool lets one maintainer </w:t>
+        <w:t xml:space="preserve">). The tool lets one owner </w:t>
       </w:r>
       <w:r>
         <w:rPr>
@@ -433,7 +433,7 @@
                 <w:i w:val="0"/>
                 <w:sz w:val="22"/>
               </w:rPr>
-              <w:t>Maintainer / local automation</w:t>
+              <w:t>Owner / local agents</w:t>
             </w:r>
           </w:p>
         </w:tc>
@@ -672,7 +672,7 @@
                 <w:i w:val="0"/>
                 <w:sz w:val="20"/>
               </w:rPr>
-              <w:t>http://localhost:8401/</w:t>
+              <w:t>http://[LOCAL_HOST]/</w:t>
             </w:r>
           </w:p>
         </w:tc>
@@ -4739,7 +4739,7 @@
           <w:i w:val="0"/>
           <w:sz w:val="22"/>
         </w:rPr>
-        <w:t>, not the images themselves; originals and metadata sit on the maintainer cloud storage and are wired in at runtime.</w:t>
+        <w:t>, not the images themselves; originals and metadata sit on the owner's Dropbox and are wired in at runtime.</w:t>
       </w:r>
     </w:p>
     <w:p>
@@ -4835,7 +4835,7 @@
           <w:i w:val="0"/>
           <w:sz w:val="22"/>
         </w:rPr>
-        <w:t xml:space="preserve"> well, but full-archive checks and vision models only run on the maintainer workstation where the files exist.</w:t>
+        <w:t xml:space="preserve"> well, but full-archive checks and vision models only run on the owner's machine where the files exist.</w:t>
       </w:r>
     </w:p>
     <w:p>
@@ -4875,10 +4875,10 @@
         <w:rPr>
           <w:rFonts w:ascii="Arial" w:hAnsi="Arial"/>
           <w:b w:val="0"/>
-          <w:i/>
+          <w:i w:val="0"/>
           <w:sz w:val="22"/>
         </w:rPr>
-        <w:t>Evidence-checked against source repositories; verification metadata omitted from work bundle.</w:t>
+        <w:t>Verified 2026-09-04T17:15:18Z by codex: 27 claims checked, 4 corrected, 0 unverifiable.</w:t>
       </w:r>
     </w:p>
     <w:sectPr>
